--- a/School/DatabaseApplications/Notes/DatabaseApplications_Study_Notes.docx
+++ b/School/DatabaseApplications/Notes/DatabaseApplications_Study_Notes.docx
@@ -12,7 +12,7 @@
     </w:p>
     <w:p>
       <w:r>
-        <w:t>Generated: 2026-03-06 11:37</w:t>
+        <w:t>Generated: 2026-03-07 17:48</w:t>
       </w:r>
     </w:p>
     <w:p>
@@ -55,6 +55,11 @@
       </w:pPr>
       <w:r>
         <w:t>Materials Covered / 覆盖材料</w:t>
+      </w:r>
+    </w:p>
+    <w:p>
+      <w:r>
+        <w:t>DatabaseApplications/PDF/DTP0552-Victori-in-Future-2023-report.PDF</w:t>
       </w:r>
     </w:p>
     <w:p>
@@ -2244,6 +2249,780 @@
     <w:p>
       <w:r>
         <w:t>中文：考试陷阱：SQL 语法对但忽略 NULL 语义（例如用 = NULL），或把条件放在 WHERE 导致 LEFT JOIN 变成 INNER JOIN。</w:t>
+      </w:r>
+    </w:p>
+    <w:p>
+      <w:r>
+        <w:br w:type="page"/>
+      </w:r>
+    </w:p>
+    <w:p>
+      <w:pPr>
+        <w:pStyle w:val="Heading1"/>
+      </w:pPr>
+      <w:r>
+        <w:t>Victoria in Future 2023 Report — Data/DB Study Notes (EN+ZH)</w:t>
+      </w:r>
+    </w:p>
+    <w:p>
+      <w:r>
+        <w:t>Source: DatabaseApplications/PDF/DTP0552-Victori-in-Future-2023-report.PDF</w:t>
+      </w:r>
+    </w:p>
+    <w:p>
+      <w:pPr>
+        <w:pStyle w:val="Heading2"/>
+      </w:pPr>
+      <w:r>
+        <w:t>Key excerpts (for grounding) / 关键摘录（用于对齐原文）</w:t>
+      </w:r>
+    </w:p>
+    <w:p>
+      <w:r>
+        <w:t>Victoria in</w:t>
+      </w:r>
+    </w:p>
+    <w:p>
+      <w:r>
+        <w:t>Future 2023</w:t>
+      </w:r>
+    </w:p>
+    <w:p>
+      <w:r>
+        <w:t>Population and household</w:t>
+      </w:r>
+    </w:p>
+    <w:p>
+      <w:r>
+        <w:t>projections to 2051</w:t>
+      </w:r>
+    </w:p>
+    <w:p>
+      <w:r>
+        <w:t>NOVEMBER 2023</w:t>
+      </w:r>
+    </w:p>
+    <w:p>
+      <w:r>
+        <w:t>Accessible version of the document</w:t>
+      </w:r>
+    </w:p>
+    <w:p>
+      <w:r>
+        <w:t>Authorised by the Victorian Government, Melbourne 1 Spring Street            Contents</w:t>
+      </w:r>
+    </w:p>
+    <w:p>
+      <w:r>
+        <w:t>Melbourne Victoria 3000</w:t>
+      </w:r>
+    </w:p>
+    <w:p>
+      <w:r>
+        <w:t>Telephone (03) 9655 6666.</w:t>
+      </w:r>
+    </w:p>
+    <w:p>
+      <w:r>
+        <w:t>Designed and published by the Department of Transport and Planning.          Introduction........................................................................... 3</w:t>
+      </w:r>
+    </w:p>
+    <w:p>
+      <w:r>
+        <w:t>Contact us if you need this information in an accessible format such</w:t>
+      </w:r>
+    </w:p>
+    <w:p>
+      <w:r>
+        <w:t>What is Victoria in Future 2023?..................................................... 3</w:t>
+      </w:r>
+    </w:p>
+    <w:p>
+      <w:r>
+        <w:t>as large print or audio, please telephone (03) 9655 6666 or email</w:t>
+      </w:r>
+    </w:p>
+    <w:p>
+      <w:r>
+        <w:t>community@transport.vic.gov.au                                               Data sources and presentation ...................................................... 3</w:t>
+      </w:r>
+    </w:p>
+    <w:p>
+      <w:r>
+        <w:t>Highlights: Victoria ................................................................................4</w:t>
+      </w:r>
+    </w:p>
+    <w:p>
+      <w:r>
+        <w:t>© Copyright State of Victoria Department of Transport and Planning</w:t>
+      </w:r>
+    </w:p>
+    <w:p>
+      <w:r>
+        <w:t>Highlights: Local Government Areas ........................................... 5</w:t>
+      </w:r>
+    </w:p>
+    <w:p>
+      <w:r>
+        <w:t>Except for any logos, emblems, trademarks, artwork and photography</w:t>
+      </w:r>
+    </w:p>
+    <w:p>
+      <w:r>
+        <w:t>this document is made available under the terms of the Creative              Projections overview.......................................................... 6</w:t>
+      </w:r>
+    </w:p>
+    <w:p>
+      <w:r>
+        <w:t>Commons Attribution 3.0 Australia licence.</w:t>
+      </w:r>
+    </w:p>
+    <w:p>
+      <w:r>
+        <w:t>Demographic assumptions:</w:t>
+      </w:r>
+    </w:p>
+    <w:p>
+      <w:r>
+        <w:t>This publication may be of assistance to you but the State of Victoria       components of population change...............................................6</w:t>
+      </w:r>
+    </w:p>
+    <w:p>
+      <w:r>
+        <w:t>and its employees do not guarantee that the publication is without flaw      Population growth.................................................................................. 7</w:t>
+      </w:r>
+    </w:p>
+    <w:p>
+      <w:r>
+        <w:t>of any kind or is wholly appropriate for your particular purposes and        Population composition...................................................................... 8</w:t>
+      </w:r>
+    </w:p>
+    <w:p>
+      <w:r>
+        <w:t>therefore disclaims all liability for any error, loss or other consequence</w:t>
+      </w:r>
+    </w:p>
+    <w:p>
+      <w:r>
+        <w:t>Population distribution ..................................................................... 10</w:t>
+      </w:r>
+    </w:p>
+    <w:p>
+      <w:r>
+        <w:t>which may arise from you relying on any information in this publication.</w:t>
+      </w:r>
+    </w:p>
+    <w:p>
+      <w:r>
+        <w:t>Detailed data tables ......................................................... 12</w:t>
+      </w:r>
+    </w:p>
+    <w:p>
+      <w:r>
+        <w:t>Victoria........................................................................................................12</w:t>
+      </w:r>
+    </w:p>
+    <w:p>
+      <w:r>
+        <w:t>Major Regions ......................................................................................... 13</w:t>
+      </w:r>
+    </w:p>
+    <w:p>
+      <w:r>
+        <w:t>Local Government Areas .................................................................. 14</w:t>
+      </w:r>
+    </w:p>
+    <w:p>
+      <w:r>
+        <w:t>2/   DEPARTMENT OF TRANSPORT AND PLANNING</w:t>
+      </w:r>
+    </w:p>
+    <w:p>
+      <w:r>
+        <w:t>Introduction</w:t>
+      </w:r>
+    </w:p>
+    <w:p>
+      <w:r>
+        <w:t>What is Victoria                                     Data sources                                                  Population in Victoria 2023-2051</w:t>
+      </w:r>
+    </w:p>
+    <w:p>
+      <w:r>
+        <w:t>in Future 2023?                                      and presentation</w:t>
+      </w:r>
+    </w:p>
+    <w:p>
+      <w:r>
+        <w:t>Victoria in Future 2023 (VIF2023) is the             VIF2023 makes projections based on the                                        Regional Victoria</w:t>
+      </w:r>
+    </w:p>
+    <w:p>
+      <w:r>
+        <w:t>official state government projection of              Estimated Resident Population (ERP). This</w:t>
+      </w:r>
+    </w:p>
+    <w:p>
+      <w:r>
+        <w:t>1.7m           2.3m</w:t>
+      </w:r>
+    </w:p>
+    <w:p>
+      <w:r>
+        <w:t>population and households. Projections               is the official population estimate released</w:t>
+      </w:r>
+    </w:p>
+    <w:p>
+      <w:r>
+        <w:t>are used by decision makers in government,           by the Australian Bureau of Statistics (ABS)</w:t>
+      </w:r>
+    </w:p>
+    <w:p>
+      <w:r>
+        <w:t>business, and the community to understand            at least once per year. The latest data used                VICTORIA</w:t>
+      </w:r>
+    </w:p>
+    <w:p>
+      <w:r>
+        <w:t>the growing and changing population.</w:t>
+      </w:r>
+    </w:p>
+    <w:p>
+      <w:r>
+        <w:t>Population projections are estimates of the</w:t>
+      </w:r>
+    </w:p>
+    <w:p>
+      <w:r>
+        <w:t>here are the numbers for 30 June 2022.</w:t>
+      </w:r>
+    </w:p>
+    <w:p>
+      <w:r>
+        <w:t>Household and dwelling data are based                       6.8m                10.3m</w:t>
+      </w:r>
+    </w:p>
+    <w:p>
+      <w:r>
+        <w:t>on the results of 2021 Census.</w:t>
+      </w:r>
+    </w:p>
+    <w:p>
+      <w:r>
+        <w:t>future size, distribution, and composition of</w:t>
+      </w:r>
+    </w:p>
+    <w:p>
+      <w:r>
+        <w:t>the population. They are based on trends and         State level projections are published for</w:t>
+      </w:r>
+    </w:p>
+    <w:p>
+      <w:r>
+        <w:t>assumptions for population change, household         every individual year and include detailed</w:t>
+      </w:r>
+    </w:p>
+    <w:p>
+      <w:r>
+        <w:t>formation and housing development across all         demographic data from 2011 through to 2051.</w:t>
+      </w:r>
+    </w:p>
+    <w:p>
+      <w:r>
+        <w:t>of Victoria. Projections should not be interpreted   Projections for sub-state areas are published              Metropolitan Melbourne</w:t>
+      </w:r>
+    </w:p>
+    <w:p>
+      <w:r>
+        <w:t>as exact predictions or forecasts of the future,     for every fifth year from the most recent                      5.1m           8.0m</w:t>
+      </w:r>
+    </w:p>
+    <w:p>
+      <w:r>
+        <w:t>nor are they targets.                                Census (2021) and extend to 2051 for major</w:t>
+      </w:r>
+    </w:p>
+    <w:p>
+      <w:r>
+        <w:t>regions and to 2036 for Local Government</w:t>
+      </w:r>
+    </w:p>
+    <w:p>
+      <w:r>
+        <w:t>Uncertainty about the future increases over</w:t>
+      </w:r>
+    </w:p>
+    <w:p>
+      <w:r>
+        <w:t>Areas. (Any sub-state estimates based</w:t>
+      </w:r>
+    </w:p>
+    <w:p>
+      <w:r>
+        <w:t>longer projection horizons and with smaller</w:t>
+      </w:r>
+    </w:p>
+    <w:p>
+      <w:r>
+        <w:t>on 2023 figures are derived from an                              Housing in Victoria 2023-2051</w:t>
+      </w:r>
+    </w:p>
+    <w:p>
+      <w:r>
+        <w:t>geographic areas. Different policy settings</w:t>
+      </w:r>
+    </w:p>
+    <w:p>
+      <w:r>
+        <w:t>interpolation between 2021 and 2026.)</w:t>
+      </w:r>
+    </w:p>
+    <w:p>
+      <w:r>
+        <w:t>and changes in the economy could result</w:t>
+      </w:r>
+    </w:p>
+    <w:p>
+      <w:r>
+        <w:t>in changes to the expected size, distribution,       For the most detailed view of the projections</w:t>
+      </w:r>
+    </w:p>
+    <w:p>
+      <w:r>
+        <w:t>and composition of the population.                   download the data files online.</w:t>
+      </w:r>
+    </w:p>
+    <w:p>
+      <w:r>
+        <w:t>+1.5m</w:t>
+      </w:r>
+    </w:p>
+    <w:p>
+      <w:r>
+        <w:t>Additional households</w:t>
+      </w:r>
+    </w:p>
+    <w:p>
+      <w:r>
+        <w:t>+1.6m</w:t>
+      </w:r>
+    </w:p>
+    <w:p>
+      <w:r>
+        <w:t>Additional dwellings</w:t>
+      </w:r>
+    </w:p>
+    <w:p>
+      <w:r>
+        <w:t>VICTORIA IN FUTURE 2023 POPULATION AND HOUSEHOLD PROJECTIONS TO 2051   / 3</w:t>
+      </w:r>
+    </w:p>
+    <w:p>
+      <w:r>
+        <w:t>Highlights: Victoria</w:t>
+      </w:r>
+    </w:p>
+    <w:p>
+      <w:r>
+        <w:t>520,000</w:t>
+      </w:r>
+    </w:p>
+    <w:p>
+      <w:r>
+        <w:t>75yrs+</w:t>
+      </w:r>
+    </w:p>
+    <w:p>
+      <w:r>
+        <w:t>1,080,000</w:t>
+      </w:r>
+    </w:p>
+    <w:p>
+      <w:r>
+        <w:t>980,000</w:t>
+      </w:r>
+    </w:p>
+    <w:p>
+      <w:r>
+        <w:t>10.3m        60-74yrs</w:t>
+      </w:r>
+    </w:p>
+    <w:p>
+      <w:r>
+        <w:t>1,470,000</w:t>
+      </w:r>
+    </w:p>
+    <w:p>
+      <w:r>
+        <w:t>Victoria                                                                  1,220,000</w:t>
+      </w:r>
+    </w:p>
+    <w:p>
+      <w:r>
+        <w:t>45-59yrs</w:t>
+      </w:r>
+    </w:p>
+    <w:p>
+      <w:r>
+        <w:t>1,930,000</w:t>
+      </w:r>
+    </w:p>
+    <w:p>
+      <w:r>
+        <w:t>6.8m (2023)                                                    8.0m</w:t>
+      </w:r>
+    </w:p>
+    <w:p>
+      <w:r>
+        <w:t>1,510,000</w:t>
+      </w:r>
+    </w:p>
+    <w:p>
+      <w:r>
+        <w:t>30-44yrs</w:t>
+      </w:r>
+    </w:p>
+    <w:p>
+      <w:r>
+        <w:t>2,270,000</w:t>
+      </w:r>
+    </w:p>
+    <w:p>
+      <w:r>
+        <w:t>Metropolitan</w:t>
+      </w:r>
+    </w:p>
+    <w:p>
+      <w:r>
+        <w:t>4.4m                                                                     Melbourne                                                                       1,360,000</w:t>
+      </w:r>
+    </w:p>
+    <w:p>
+      <w:r>
+        <w:t>5.1m (2023)                                                             15-29yrs</w:t>
+      </w:r>
+    </w:p>
+    <w:p>
+      <w:r>
+        <w:t>1,910,000</w:t>
+      </w:r>
+    </w:p>
+    <w:p>
+      <w:r>
+        <w:t>3.1m                                                                                                                                                  1,210,000</w:t>
+      </w:r>
+    </w:p>
+    <w:p>
+      <w:r>
+        <w:t>2.3m          0-14yrs</w:t>
+      </w:r>
+    </w:p>
+    <w:p>
+      <w:r>
+        <w:t>Regional Victoria                                                                            1,680,000</w:t>
+      </w:r>
+    </w:p>
+    <w:p>
+      <w:r>
+        <w:t>1.3m                                   1.7m (2023)</w:t>
+      </w:r>
+    </w:p>
+    <w:p>
+      <w:r>
+        <w:t>2001      2006   2011      2016    2021         2026        2031      2036         2041    2046    2051</w:t>
+      </w:r>
+    </w:p>
+    <w:p>
+      <w:r>
+        <w:t>2023        2051</w:t>
+      </w:r>
+    </w:p>
+    <w:p>
+      <w:r>
+        <w:t>Figure 1 – Past and projected population by major regions 2001 to 2051.                                             Figure 3 – Population by age group, Victoria 2023 and 2051.</w:t>
+      </w:r>
+    </w:p>
+    <w:p>
+      <w:r>
+        <w:t>1.14m</w:t>
+      </w:r>
+    </w:p>
+    <w:p>
+      <w:r>
+        <w:t>Family with</w:t>
+      </w:r>
+    </w:p>
+    <w:p>
+      <w:r>
+        <w:t>children                                                               1.74m</w:t>
+      </w:r>
+    </w:p>
+    <w:p>
+      <w:r>
+        <w:t>Couple without                       690K</w:t>
+      </w:r>
+    </w:p>
+    <w:p>
+      <w:r>
+        <w:t>2.73m BIRTHS         +1.06m                     1.67m DEATHS</w:t>
+      </w:r>
+    </w:p>
+    <w:p>
+      <w:r>
+        <w:t>children                                   1.08m</w:t>
+      </w:r>
+    </w:p>
+    <w:p>
+      <w:r>
+        <w:t>Natural increase</w:t>
+      </w:r>
+    </w:p>
+    <w:p>
+      <w:r>
+        <w:t>Lone person                        690K</w:t>
+      </w:r>
+    </w:p>
+    <w:p>
+      <w:r>
+        <w:t>6.8m                                                                                    10.3m               household</w:t>
+      </w:r>
+    </w:p>
+    <w:p>
+      <w:r>
+        <w:t>1.16m</w:t>
+      </w:r>
+    </w:p>
+    <w:p>
+      <w:r>
+        <w:t>2023                                                                                2051</w:t>
+      </w:r>
+    </w:p>
+    <w:p>
+      <w:r>
+        <w:t>2.34m OVERSEAS         +2.47m                    0.13 INTERSTATE</w:t>
+      </w:r>
+    </w:p>
+    <w:p>
+      <w:r>
+        <w:t>Group/other</w:t>
+      </w:r>
+    </w:p>
+    <w:p>
+      <w:r>
+        <w:t>household</w:t>
+      </w:r>
+    </w:p>
+    <w:p>
+      <w:r>
+        <w:t>140K</w:t>
+      </w:r>
+    </w:p>
+    <w:p>
+      <w:r>
+        <w:t>Net migration                                                                        210K</w:t>
+      </w:r>
+    </w:p>
+    <w:p>
+      <w:r>
+        <w:t>2023         2051</w:t>
+      </w:r>
+    </w:p>
+    <w:p>
+      <w:r>
+        <w:t>Figure 2 – Components of population change, Victoria 2023 to 2051.                                                  Figure 4 – Households by type, Victoria 2023 and 2051.</w:t>
+      </w:r>
+    </w:p>
+    <w:p>
+      <w:r>
+        <w:t>4/    DEPARTMENT OF TRANSPORT AND PLANNING</w:t>
+      </w:r>
+    </w:p>
+    <w:p>
+      <w:r>
+        <w:t>Highlights: Local Government Areas</w:t>
+      </w:r>
+    </w:p>
+    <w:p>
+      <w:r>
+        <w:t>Fastest projected growth: Mitchell Shire (6.0% p.a.)</w:t>
+      </w:r>
+    </w:p>
+    <w:p>
+      <w:r>
+        <w:t>•   Projected to add 70,100 people</w:t>
+      </w:r>
+    </w:p>
+    <w:p>
+      <w:r>
+        <w:t>from 2021 to 2036</w:t>
+      </w:r>
+    </w:p>
+    <w:p>
+      <w:r>
+        <w:t>Annual average rate</w:t>
+      </w:r>
+    </w:p>
+    <w:p>
+      <w:r>
+        <w:t>of change                                                     •   Most of the Shire’s growth is within</w:t>
+      </w:r>
+    </w:p>
+    <w:p>
+      <w:r>
+        <w:t>Metropolitan Melbourne Urban</w:t>
+      </w:r>
+    </w:p>
+    <w:p>
+      <w:r>
+        <w:t>6.0% or more</w:t>
+      </w:r>
+    </w:p>
+    <w:p>
+      <w:pPr>
+        <w:pStyle w:val="Heading2"/>
+      </w:pPr>
+      <w:r>
+        <w:t>Teaching Notes / 教学笔记</w:t>
+      </w:r>
+    </w:p>
+    <w:p>
+      <w:pPr>
+        <w:pStyle w:val="Heading3"/>
+      </w:pPr>
+      <w:r>
+        <w:t>Concept → Intuition / 概念 → 直觉</w:t>
+      </w:r>
+    </w:p>
+    <w:p>
+      <w:r>
+        <w:t>EN: Read the report as a data story: question→data→assumptions→conclusion.</w:t>
+      </w:r>
+    </w:p>
+    <w:p>
+      <w:r>
+        <w:t>中文：把报告当数据故事：问题→数据→假设→结论。</w:t>
+      </w:r>
+    </w:p>
+    <w:p>
+      <w:r>
+        <w:t>EN: Translate narratives into a DB schema: entities, measures, time, geography, units.</w:t>
+      </w:r>
+    </w:p>
+    <w:p>
+      <w:r>
+        <w:t>中文：把叙述翻译成数据库模式：实体、指标、时间、地域、单位。</w:t>
+      </w:r>
+    </w:p>
+    <w:p>
+      <w:pPr>
+        <w:pStyle w:val="Heading3"/>
+      </w:pPr>
+      <w:r>
+        <w:t>Steps / 步骤</w:t>
+      </w:r>
+    </w:p>
+    <w:p>
+      <w:r>
+        <w:t>EN: Skim executive summary + headings to build a mental schema.</w:t>
+      </w:r>
+    </w:p>
+    <w:p>
+      <w:r>
+        <w:t>中文：先扫读摘要+标题，建立心智结构。</w:t>
+      </w:r>
+    </w:p>
+    <w:p>
+      <w:r>
+        <w:t>EN: For each chart: write definition/unit/denominator/time granularity.</w:t>
+      </w:r>
+    </w:p>
+    <w:p>
+      <w:r>
+        <w:t>中文：对每张图写：定义/单位/分母/时间粒度。</w:t>
+      </w:r>
+    </w:p>
+    <w:p>
+      <w:r>
+        <w:t>EN: Design tables: fact table for measurements + dimension tables (time, region, category).</w:t>
+      </w:r>
+    </w:p>
+    <w:p>
+      <w:r>
+        <w:t>中文：表设计：事实表存度量 + 维度表（时间/地区/类别）。</w:t>
+      </w:r>
+    </w:p>
+    <w:p>
+      <w:pPr>
+        <w:pStyle w:val="Heading3"/>
+      </w:pPr>
+      <w:r>
+        <w:t>Common mistakes / 常见错误</w:t>
+      </w:r>
+    </w:p>
+    <w:p>
+      <w:r>
+        <w:t>EN: Assuming comparability across years without checking metric definitions.</w:t>
+      </w:r>
+    </w:p>
+    <w:p>
+      <w:r>
+        <w:t>中文：不检查口径就假设跨年可比。</w:t>
+      </w:r>
+    </w:p>
+    <w:p>
+      <w:r>
+        <w:t>EN: Treating correlation as causation.</w:t>
+      </w:r>
+    </w:p>
+    <w:p>
+      <w:r>
+        <w:t>中文：把相关当因果。</w:t>
+      </w:r>
+    </w:p>
+    <w:p>
+      <w:pPr>
+        <w:pStyle w:val="Heading3"/>
+      </w:pPr>
+      <w:r>
+        <w:t>Exam traps / 考试陷阱</w:t>
+      </w:r>
+    </w:p>
+    <w:p>
+      <w:r>
+        <w:t>EN: Schema design questions often want justification: normalization vs query performance.</w:t>
+      </w:r>
+    </w:p>
+    <w:p>
+      <w:r>
+        <w:t>中文：模式设计题常要“解释取舍”：范式化 vs 查询性能。</w:t>
+      </w:r>
+    </w:p>
+    <w:p>
+      <w:pPr>
+        <w:pStyle w:val="Heading3"/>
+      </w:pPr>
+      <w:r>
+        <w:t>Flashcards / 记忆卡片</w:t>
+      </w:r>
+    </w:p>
+    <w:p>
+      <w:r>
+        <w:t>EN: Q: What is data provenance? A: origin + collection + processing lineage.</w:t>
+      </w:r>
+    </w:p>
+    <w:p>
+      <w:r>
+        <w:t>中文：问：数据溯源是什么？答：来源+采集+处理链路。</w:t>
+      </w:r>
+    </w:p>
+    <w:p>
+      <w:r>
+        <w:t>EN: Q: Why can KPI definition changes break trend analysis? A: you compare different measurements.</w:t>
+      </w:r>
+    </w:p>
+    <w:p>
+      <w:r>
+        <w:t>中文：问：KPI 定义变化为何破坏趋势分析？答：比较的不是同一度量。</w:t>
       </w:r>
     </w:p>
     <w:sectPr>
